--- a/GRI_Report_v3.docx
+++ b/GRI_Report_v3.docx
@@ -11,8 +11,6 @@
         <w:rPr>
           <w:b/>
           <w:bCs/>
-          <w:sz w:val="28"/>
-          <w:szCs w:val="28"/>
         </w:rPr>
         <w:t>Text Analysis of GRI Sustainability Reports:</w:t>
       </w:r>
@@ -26,8 +24,6 @@
         <w:rPr>
           <w:b/>
           <w:bCs/>
-          <w:sz w:val="28"/>
-          <w:szCs w:val="28"/>
         </w:rPr>
         <w:t>Dominant Themes and Temporal Trends</w:t>
       </w:r>
@@ -38,8 +34,6 @@
         <w:rPr>
           <w:i/>
           <w:iCs/>
-          <w:sz w:val="22"/>
-          <w:szCs w:val="22"/>
         </w:rPr>
       </w:pPr>
     </w:p>
@@ -90,6 +84,8 @@
         </w:rPr>
         <w:t>I. INTRODUCTION</w:t>
       </w:r>
+      <w:bookmarkStart w:id="0" w:name="_GoBack"/>
+      <w:bookmarkEnd w:id="0"/>
     </w:p>
     <w:p>
       <w:pPr>
@@ -97,13 +93,7 @@
         <w:jc w:val="both"/>
       </w:pPr>
       <w:r>
-        <w:t>Corporate sustainability reporting has grown significantly over the past two decades. The Global Reporting Initiative (GRI), established in 1997, is the m</w:t>
-      </w:r>
-      <w:r>
-        <w:t xml:space="preserve">ost widely adopted standard for corporate sustainability disclosure, enabling companies to communicate environmental, social, and governance (ESG) performance to stakeholders (GRI, 2022). The large volume of GRI reports provides a valuable text corpus for </w:t>
-      </w:r>
-      <w:r>
-        <w:t>computational analysis of sustainability themes. This report analyses 972 English-language GRI reports to identify dominant themes and their temporal evolution.</w:t>
+        <w:t>Corporate sustainability reporting has grown significantly over the past two decades. The Global Reporting Initiative (GRI), established in 1997, is the most widely adopted standard for corporate sustainability disclosure, enabling companies to communicate environmental, social, and governance (ESG) performance to stakeholders (GRI, 2022). The large volume of GRI reports provides a valuable text corpus for computational analysis of sustainability themes. This report analyses 972 English-language GRI reports to identify dominant themes and their temporal evolution.</w:t>
       </w:r>
     </w:p>
     <w:p/>
@@ -138,10 +128,7 @@
       </w:r>
       <w:proofErr w:type="spellEnd"/>
       <w:r>
-        <w:t xml:space="preserve"> (2017) argue that CSR reporting must address social</w:t>
-      </w:r>
-      <w:r>
-        <w:t xml:space="preserve">, environmental, and economic dimensions simultaneously. </w:t>
+        <w:t xml:space="preserve"> (2017) argue that CSR reporting must address social, environmental, and economic dimensions simultaneously. </w:t>
       </w:r>
       <w:proofErr w:type="spellStart"/>
       <w:r>
@@ -149,10 +136,7 @@
       </w:r>
       <w:proofErr w:type="spellEnd"/>
       <w:r>
-        <w:t xml:space="preserve"> et al. (2015) found that environmental disclosure dominates corporate sustainability communication. Governance and supply chain transparency have grown following the EU CSR Directive (201</w:t>
-      </w:r>
-      <w:r>
-        <w:t>4/95/EU), which mandated nonfinancial reporting for large listed companies from 2017 (</w:t>
+        <w:t xml:space="preserve"> et al. (2015) found that environmental disclosure dominates corporate sustainability communication. Governance and supply chain transparency have grown following the EU CSR Directive (2014/95/EU), which mandated nonfinancial reporting for large listed companies from 2017 (</w:t>
       </w:r>
       <w:proofErr w:type="spellStart"/>
       <w:r>
@@ -176,10 +160,7 @@
       </w:r>
       <w:proofErr w:type="spellEnd"/>
       <w:r>
-        <w:t xml:space="preserve"> (2009) note that companies have responded to stakeholder awareness by increasing the depth of sustainability disclosures, wh</w:t>
-      </w:r>
-      <w:r>
-        <w:t xml:space="preserve">ile </w:t>
+        <w:t xml:space="preserve"> (2009) note that companies have responded to stakeholder awareness by increasing the depth of sustainability disclosures, while </w:t>
       </w:r>
       <w:proofErr w:type="spellStart"/>
       <w:r>
@@ -200,6 +181,7 @@
           <w:b/>
           <w:bCs/>
         </w:rPr>
+        <w:lastRenderedPageBreak/>
         <w:t>III. RESEARCH QUESTION</w:t>
       </w:r>
     </w:p>
@@ -223,14 +205,7 @@
           <w:b/>
           <w:bCs/>
         </w:rPr>
-        <w:t>RQ1: What are the dominant sustainability themes in GRI rep</w:t>
-      </w:r>
-      <w:r>
-        <w:rPr>
-          <w:b/>
-          <w:bCs/>
-        </w:rPr>
-        <w:t>orts?</w:t>
+        <w:t>RQ1: What are the dominant sustainability themes in GRI reports?</w:t>
       </w:r>
     </w:p>
     <w:p>
@@ -244,7 +219,31 @@
           <w:b/>
           <w:bCs/>
         </w:rPr>
-        <w:t>RQ2: How have these themes changed over time (2002–2018)?</w:t>
+        <w:t xml:space="preserve">RQ2: </w:t>
+      </w:r>
+      <w:r>
+        <w:rPr>
+          <w:rFonts w:ascii="Arial" w:hAnsi="Arial" w:cs="Arial"/>
+          <w:color w:val="000000"/>
+          <w:sz w:val="22"/>
+          <w:szCs w:val="22"/>
+        </w:rPr>
+        <w:t> </w:t>
+      </w:r>
+      <w:r>
+        <w:rPr>
+          <w:b/>
+          <w:bCs/>
+          <w:color w:val="000000"/>
+        </w:rPr>
+        <w:t>How have the top three been changed over time</w:t>
+      </w:r>
+      <w:r>
+        <w:rPr>
+          <w:b/>
+          <w:bCs/>
+        </w:rPr>
+        <w:t>?</w:t>
       </w:r>
     </w:p>
     <w:p/>
@@ -258,24 +257,6 @@
           <w:bCs/>
         </w:rPr>
         <w:t>IV. METHODOLOGY</w:t>
-      </w:r>
-    </w:p>
-    <w:p/>
-    <w:p>
-      <w:pPr>
-        <w:pStyle w:val="ListParagraph"/>
-        <w:numPr>
-          <w:ilvl w:val="0"/>
-          <w:numId w:val="2"/>
-        </w:numPr>
-        <w:spacing w:before="160" w:after="80"/>
-      </w:pPr>
-      <w:r>
-        <w:rPr>
-          <w:b/>
-          <w:bCs/>
-        </w:rPr>
-        <w:t>Data Collection</w:t>
       </w:r>
     </w:p>
     <w:p>
@@ -284,210 +265,25 @@
         <w:jc w:val="both"/>
       </w:pPr>
       <w:r>
-        <w:t>T</w:t>
-      </w:r>
-      <w:r>
-        <w:t xml:space="preserve">he dataset consists of 5,898 </w:t>
-      </w:r>
-      <w:r>
-        <w:t>GRI report text files (2000–2018</w:t>
-      </w:r>
-      <w:r>
-        <w:t>) with metadata including company name, year, sector, country, region, and size. From 1,653 matched English files, a random sample of 1,000 reports (seed = 42) was drawn. After quality filtering</w:t>
-      </w:r>
-      <w:r>
-        <w:t xml:space="preserve"> - </w:t>
-      </w:r>
-      <w:r>
-        <w:t>removing documents with fewer than 5</w:t>
-      </w:r>
-      <w:r>
-        <w:t>0 cleaned words and duplicates -</w:t>
-      </w:r>
-      <w:r>
-        <w:t xml:space="preserve"> the final corpus comprised 972 reports across 60 countries and 37 sectors.</w:t>
-      </w:r>
-    </w:p>
-    <w:p>
-      <w:pPr>
-        <w:pStyle w:val="ListParagraph"/>
-        <w:numPr>
-          <w:ilvl w:val="0"/>
-          <w:numId w:val="2"/>
-        </w:numPr>
-        <w:spacing w:before="160" w:after="80"/>
-      </w:pPr>
-      <w:r>
-        <w:rPr>
-          <w:b/>
-          <w:bCs/>
-        </w:rPr>
-        <w:t>Text Processing</w:t>
-      </w:r>
-    </w:p>
-    <w:p>
-      <w:pPr>
-        <w:spacing w:after="100" w:line="360" w:lineRule="auto"/>
-        <w:jc w:val="both"/>
-      </w:pPr>
-      <w:r>
-        <w:t>R</w:t>
-      </w:r>
-      <w:r>
-        <w:t xml:space="preserve">eports were </w:t>
+        <w:t xml:space="preserve">This section describes the methods followed in this project, covering data collection, text </w:t>
       </w:r>
       <w:proofErr w:type="spellStart"/>
       <w:r>
-        <w:t>preprocessed</w:t>
+        <w:t>preprocessing</w:t>
       </w:r>
       <w:proofErr w:type="spellEnd"/>
       <w:r>
-        <w:t xml:space="preserve"> using a Python pipeline: (1) text and metadata files were loade</w:t>
-      </w:r>
-      <w:r>
-        <w:t xml:space="preserve">d and merged on filename keys; (2) text was lowercased and cleaned by removing newlines, URLs, numbers, and punctuation; (3) NLTK tokenisation was applied followed by </w:t>
-      </w:r>
-      <w:proofErr w:type="spellStart"/>
-      <w:r>
-        <w:t>stopword</w:t>
-      </w:r>
-      <w:proofErr w:type="spellEnd"/>
-      <w:r>
-        <w:t xml:space="preserve"> removal using a standard English list supplemented by 16 domain-specific terms (</w:t>
-      </w:r>
-      <w:r>
-        <w:t>e.g., "</w:t>
-      </w:r>
-      <w:proofErr w:type="spellStart"/>
-      <w:r>
-        <w:t>gri</w:t>
-      </w:r>
-      <w:proofErr w:type="spellEnd"/>
-      <w:r>
-        <w:t>", "sustainability", "reporting"); and (4) WordNet lemmatisation was applied. Mean word count reduced from 26,703 to 14,188 words per document (46.9% reduction).</w:t>
-      </w:r>
-    </w:p>
-    <w:p>
-      <w:pPr>
-        <w:pStyle w:val="ListParagraph"/>
-        <w:numPr>
-          <w:ilvl w:val="0"/>
-          <w:numId w:val="2"/>
-        </w:numPr>
-        <w:spacing w:before="160" w:after="80"/>
-      </w:pPr>
-      <w:r>
-        <w:rPr>
-          <w:b/>
-          <w:bCs/>
-        </w:rPr>
-        <w:t>Theme Detection</w:t>
-      </w:r>
-    </w:p>
-    <w:p>
-      <w:pPr>
-        <w:spacing w:after="100" w:line="360" w:lineRule="auto"/>
-        <w:jc w:val="both"/>
-      </w:pPr>
-      <w:r>
-        <w:t>E</w:t>
-      </w:r>
-      <w:r>
-        <w:t>ight sustainability themes were defined using domain-specific k</w:t>
-      </w:r>
-      <w:r>
-        <w:t>eyword dictionaries: Environment, Governance, Supply Chain, Labour &amp; Workers, Community, Economic, Human Rights, and Innovation. A report was classified as containing a theme if at least two theme-specific keywords appeared in its cleaned text. Theme preva</w:t>
-      </w:r>
-      <w:r>
-        <w:t>lence was calculated as the percentage of reports containing each theme, both overall and by year.</w:t>
-      </w:r>
-    </w:p>
-    <w:p>
-      <w:pPr>
-        <w:pStyle w:val="ListParagraph"/>
-        <w:numPr>
-          <w:ilvl w:val="0"/>
-          <w:numId w:val="2"/>
-        </w:numPr>
-        <w:spacing w:after="100" w:line="360" w:lineRule="auto"/>
-        <w:jc w:val="both"/>
-      </w:pPr>
-      <w:r>
-        <w:rPr>
-          <w:b/>
-          <w:bCs/>
-        </w:rPr>
-        <w:t>Visualisation</w:t>
-      </w:r>
-    </w:p>
-    <w:p>
-      <w:pPr>
-        <w:spacing w:after="100" w:line="360" w:lineRule="auto"/>
-        <w:jc w:val="both"/>
-      </w:pPr>
-      <w:r>
-        <w:lastRenderedPageBreak/>
-        <w:t>V</w:t>
-      </w:r>
-      <w:r>
-        <w:t xml:space="preserve">isualisations were designed following </w:t>
-      </w:r>
-      <w:proofErr w:type="spellStart"/>
-      <w:r>
-        <w:t>Tufte's</w:t>
-      </w:r>
-      <w:proofErr w:type="spellEnd"/>
-      <w:r>
-        <w:t xml:space="preserve"> (2001) principles: maximising the data-ink ratio, removing </w:t>
-      </w:r>
-      <w:proofErr w:type="spellStart"/>
-      <w:r>
-        <w:t>chartjunk</w:t>
-      </w:r>
-      <w:proofErr w:type="spellEnd"/>
-      <w:r>
-        <w:t>, using direct labelling</w:t>
-      </w:r>
-      <w:r>
-        <w:t xml:space="preserve">, and applying a greyscale palette. Three figures are presented in the findings: a horizontal bar chart of theme prevalence (Figure 1), a line chart of temporal trend (Figure 2), and a greyscale </w:t>
-      </w:r>
-      <w:proofErr w:type="spellStart"/>
-      <w:r>
-        <w:t>heatmap</w:t>
-      </w:r>
-      <w:proofErr w:type="spellEnd"/>
-      <w:r>
-        <w:t xml:space="preserve"> summarising all themes across all years (Figure 3).</w:t>
-      </w:r>
-    </w:p>
-    <w:p>
-      <w:pPr>
-        <w:spacing w:before="240" w:after="100"/>
-      </w:pPr>
-      <w:r>
-        <w:rPr>
-          <w:b/>
-          <w:bCs/>
-        </w:rPr>
-        <w:t>V. FINDINGS</w:t>
-      </w:r>
-    </w:p>
-    <w:p>
-      <w:pPr>
-        <w:spacing w:after="100" w:line="360" w:lineRule="auto"/>
-        <w:jc w:val="both"/>
-      </w:pPr>
-      <w:r>
-        <w:t>Figure 1 presents theme prevalence across all 972 reports. Environment is the most dominant theme (94.8%), followed by Governance (90.7%), Supply Chain (86.0%), and Labour &amp; Workers (81.3%). Innovation is the least prevalent at 43.4%, appearing</w:t>
-      </w:r>
-      <w:r>
-        <w:t xml:space="preserve"> in fewer than half of all reports. The 51-percentage-point gap between Environment and Innovation indicates a clear hierarchy in corporate sustainability disclosure, with environmental and governance concerns firmly dominating.</w:t>
-      </w:r>
-    </w:p>
-    <w:p/>
-    <w:p>
-      <w:pPr>
-        <w:spacing w:before="100" w:after="60"/>
+        <w:t>, theme detection, and visualisation. Figure 1 illustrates the complete process flow.</w:t>
+      </w:r>
+    </w:p>
+    <w:p>
+      <w:pPr>
+        <w:spacing w:line="180" w:lineRule="auto"/>
+      </w:pPr>
+    </w:p>
+    <w:p>
+      <w:pPr>
+        <w:spacing w:before="120" w:after="60"/>
         <w:jc w:val="center"/>
       </w:pPr>
       <w:r>
@@ -495,8 +291,8 @@
           <w:noProof/>
         </w:rPr>
         <w:drawing>
-          <wp:inline distT="0" distB="0" distL="0" distR="0">
-            <wp:extent cx="6191250" cy="3672918"/>
+          <wp:inline distT="0" distB="0" distL="0" distR="0" wp14:anchorId="1D369833" wp14:editId="5279A7DE">
+            <wp:extent cx="2667000" cy="4411088"/>
             <wp:effectExtent l="0" t="0" r="0" b="0"/>
             <wp:docPr id="1" name="Picture 1"/>
             <wp:cNvGraphicFramePr>
@@ -521,7 +317,7 @@
                   <pic:spPr bwMode="auto">
                     <a:xfrm>
                       <a:off x="0" y="0"/>
-                      <a:ext cx="6191250" cy="3672918"/>
+                      <a:ext cx="2667000" cy="4411088"/>
                     </a:xfrm>
                     <a:prstGeom prst="rect">
                       <a:avLst/>
@@ -536,66 +332,536 @@
     </w:p>
     <w:p>
       <w:pPr>
-        <w:spacing w:before="60" w:after="140"/>
+        <w:spacing w:before="60" w:after="160"/>
         <w:jc w:val="center"/>
       </w:pPr>
       <w:r>
         <w:rPr>
           <w:i/>
           <w:iCs/>
-          <w:sz w:val="22"/>
-          <w:szCs w:val="22"/>
-        </w:rPr>
-        <w:t xml:space="preserve">Figure 1: Prevalence of </w:t>
-      </w:r>
-      <w:r>
-        <w:rPr>
-          <w:i/>
-          <w:iCs/>
-          <w:sz w:val="22"/>
-          <w:szCs w:val="22"/>
-        </w:rPr>
-        <w:t xml:space="preserve">Dominant Sustainability Themes </w:t>
+        </w:rPr>
+        <w:t>Figure 1: Methodology Process Flow Diagram</w:t>
+      </w:r>
+    </w:p>
+    <w:p>
+      <w:pPr>
+        <w:spacing w:line="180" w:lineRule="auto"/>
+      </w:pPr>
+    </w:p>
+    <w:p>
+      <w:pPr>
+        <w:spacing w:before="160" w:after="80"/>
+        <w:ind w:left="360"/>
+        <w:rPr>
+          <w:b/>
+          <w:bCs/>
+        </w:rPr>
+      </w:pPr>
+    </w:p>
+    <w:p>
+      <w:pPr>
+        <w:pStyle w:val="ListParagraph"/>
+        <w:numPr>
+          <w:ilvl w:val="0"/>
+          <w:numId w:val="3"/>
+        </w:numPr>
+        <w:spacing w:before="160" w:after="80"/>
+      </w:pPr>
+      <w:r>
+        <w:rPr>
+          <w:b/>
+          <w:bCs/>
+        </w:rPr>
+        <w:t>Data Collection</w:t>
+      </w:r>
+    </w:p>
+    <w:p>
+      <w:pPr>
+        <w:spacing w:before="160" w:after="80"/>
+        <w:ind w:left="360"/>
+      </w:pPr>
+      <w:r>
+        <w:lastRenderedPageBreak/>
+        <w:t xml:space="preserve">The initial dataset consisted of 5,898 GRI report text files (2000–2018) paired with metadata. After filtering for English-language reports, </w:t>
+      </w:r>
+      <w:r>
+        <w:rPr>
+          <w:b/>
+          <w:bCs/>
+        </w:rPr>
+        <w:t>1,653</w:t>
+      </w:r>
+      <w:r>
+        <w:t xml:space="preserve"> files were identified. A random sample of </w:t>
+      </w:r>
+      <w:r>
+        <w:rPr>
+          <w:b/>
+          <w:bCs/>
+        </w:rPr>
+        <w:t>1,000</w:t>
+      </w:r>
+      <w:r>
+        <w:t xml:space="preserve"> reports was drawn (seed = 42). Following a quality filter to remove duplicates and documents with fewer than 50 cleaned words, the final corpus comprised </w:t>
+      </w:r>
+      <w:r>
+        <w:rPr>
+          <w:b/>
+          <w:bCs/>
+        </w:rPr>
+        <w:t>972</w:t>
+      </w:r>
+      <w:r>
+        <w:t xml:space="preserve"> reports across 60 countries and 37 sectors.</w:t>
+      </w:r>
+    </w:p>
+    <w:p>
+      <w:pPr>
+        <w:spacing w:before="160" w:after="80"/>
+        <w:ind w:left="360"/>
+        <w:rPr>
+          <w:b/>
+          <w:bCs/>
+        </w:rPr>
+      </w:pPr>
+    </w:p>
+    <w:p>
+      <w:pPr>
+        <w:spacing w:before="160" w:after="80"/>
+        <w:ind w:left="360"/>
+      </w:pPr>
+      <w:r>
+        <w:rPr>
+          <w:b/>
+          <w:bCs/>
+        </w:rPr>
+        <w:t>B. Text Processing</w:t>
+      </w:r>
+    </w:p>
+    <w:p>
+      <w:pPr>
+        <w:pStyle w:val="NormalWeb"/>
+      </w:pPr>
+      <w:r>
+        <w:t xml:space="preserve">      </w:t>
+      </w:r>
+      <w:r>
+        <w:t xml:space="preserve">Reports were </w:t>
+      </w:r>
+      <w:proofErr w:type="spellStart"/>
+      <w:r>
+        <w:t>preprocessed</w:t>
+      </w:r>
+      <w:proofErr w:type="spellEnd"/>
+      <w:r>
+        <w:t xml:space="preserve"> using a Python-based pipeline:</w:t>
+      </w:r>
+    </w:p>
+    <w:p>
+      <w:pPr>
+        <w:pStyle w:val="NormalWeb"/>
+        <w:numPr>
+          <w:ilvl w:val="0"/>
+          <w:numId w:val="4"/>
+        </w:numPr>
+      </w:pPr>
+      <w:r>
+        <w:rPr>
+          <w:b/>
+          <w:bCs/>
+        </w:rPr>
+        <w:t>Merging:</w:t>
+      </w:r>
+      <w:r>
+        <w:t xml:space="preserve"> Text files and metadata were joined using filename keys.</w:t>
+      </w:r>
+    </w:p>
+    <w:p>
+      <w:pPr>
+        <w:pStyle w:val="NormalWeb"/>
+        <w:numPr>
+          <w:ilvl w:val="0"/>
+          <w:numId w:val="4"/>
+        </w:numPr>
+      </w:pPr>
+      <w:r>
+        <w:rPr>
+          <w:b/>
+          <w:bCs/>
+        </w:rPr>
+        <w:t>Cleaning:</w:t>
+      </w:r>
+      <w:r>
+        <w:t xml:space="preserve"> Text was lowercased; newlines, URLs, numbers, and punctuation were removed.</w:t>
+      </w:r>
+    </w:p>
+    <w:p>
+      <w:pPr>
+        <w:pStyle w:val="NormalWeb"/>
+        <w:numPr>
+          <w:ilvl w:val="0"/>
+          <w:numId w:val="4"/>
+        </w:numPr>
+      </w:pPr>
+      <w:r>
+        <w:rPr>
+          <w:b/>
+          <w:bCs/>
+        </w:rPr>
+        <w:t>Tokenization:</w:t>
+      </w:r>
+      <w:r>
+        <w:t xml:space="preserve"> NLTK was used for tokenization and the removal of </w:t>
       </w:r>
       <w:proofErr w:type="gramStart"/>
       <w:r>
-        <w:rPr>
-          <w:i/>
-          <w:iCs/>
-          <w:sz w:val="22"/>
-          <w:szCs w:val="22"/>
-        </w:rPr>
-        <w:t>Across</w:t>
+        <w:t>standard</w:t>
       </w:r>
       <w:proofErr w:type="gramEnd"/>
       <w:r>
-        <w:rPr>
-          <w:i/>
-          <w:iCs/>
-          <w:sz w:val="22"/>
-          <w:szCs w:val="22"/>
-        </w:rPr>
-        <w:t xml:space="preserve"> GRI Reports (n = 972).</w:t>
-      </w:r>
-    </w:p>
-    <w:p/>
-    <w:p>
-      <w:pPr>
-        <w:spacing w:after="100" w:line="360" w:lineRule="auto"/>
+        <w:t xml:space="preserve"> English </w:t>
+      </w:r>
+      <w:proofErr w:type="spellStart"/>
+      <w:r>
+        <w:t>stopwords</w:t>
+      </w:r>
+      <w:proofErr w:type="spellEnd"/>
+      <w:r>
+        <w:t xml:space="preserve">, supplemented by </w:t>
+      </w:r>
+      <w:r>
+        <w:rPr>
+          <w:b/>
+          <w:bCs/>
+        </w:rPr>
+        <w:t>16 domain-specific terms</w:t>
+      </w:r>
+      <w:r>
+        <w:t xml:space="preserve"> (e.g., “</w:t>
+      </w:r>
+      <w:proofErr w:type="spellStart"/>
+      <w:r>
+        <w:t>gri</w:t>
+      </w:r>
+      <w:proofErr w:type="spellEnd"/>
+      <w:r>
+        <w:t>”, “sustainability”, “reporting”).</w:t>
+      </w:r>
+    </w:p>
+    <w:p>
+      <w:pPr>
+        <w:pStyle w:val="NormalWeb"/>
+        <w:numPr>
+          <w:ilvl w:val="0"/>
+          <w:numId w:val="4"/>
+        </w:numPr>
+      </w:pPr>
+      <w:r>
+        <w:rPr>
+          <w:b/>
+          <w:bCs/>
+        </w:rPr>
+        <w:t>Lemmatization:</w:t>
+      </w:r>
+      <w:r>
+        <w:t xml:space="preserve"> WordNet lemmatization was applied to normalize terms.</w:t>
+      </w:r>
+    </w:p>
+    <w:p>
+      <w:pPr>
+        <w:pStyle w:val="NormalWeb"/>
+        <w:ind w:left="720"/>
+      </w:pPr>
+      <w:r>
+        <w:t xml:space="preserve">This process reduced the mean word count from 26,703 to 14,188 words per document—a </w:t>
+      </w:r>
+      <w:r>
+        <w:rPr>
+          <w:b/>
+          <w:bCs/>
+        </w:rPr>
+        <w:t>46.9% reduction</w:t>
+      </w:r>
+      <w:r>
+        <w:t xml:space="preserve"> in noise.</w:t>
+      </w:r>
+    </w:p>
+    <w:p>
+      <w:pPr>
+        <w:spacing w:line="180" w:lineRule="auto"/>
+      </w:pPr>
+    </w:p>
+    <w:p>
+      <w:pPr>
+        <w:pStyle w:val="ListParagraph"/>
+        <w:numPr>
+          <w:ilvl w:val="0"/>
+          <w:numId w:val="3"/>
+        </w:numPr>
+        <w:spacing w:before="160" w:after="80"/>
+      </w:pPr>
+      <w:r>
+        <w:rPr>
+          <w:b/>
+          <w:bCs/>
+        </w:rPr>
+        <w:t>Theme Detection</w:t>
+      </w:r>
+    </w:p>
+    <w:p>
+      <w:pPr>
+        <w:pStyle w:val="ListParagraph"/>
+        <w:spacing w:before="160" w:after="80"/>
+        <w:ind w:left="720"/>
+      </w:pPr>
+      <w:r>
+        <w:t xml:space="preserve">Eight sustainability themes were defined using domain-specific keyword dictionaries: Environment, Governance, Supply Chain, Labour &amp; Workers, Community, Economic, Human Rights, and Innovation. A report was classified as containing a theme if at least </w:t>
+      </w:r>
+      <w:r>
+        <w:rPr>
+          <w:b/>
+          <w:bCs/>
+        </w:rPr>
+        <w:t>two theme-specific keywords</w:t>
+      </w:r>
+      <w:r>
+        <w:t xml:space="preserve"> appeared in its cleaned text. Prevalence was calculated as the percentage of reports containing each theme relative to the total number of reports for a given year or the entire study period.</w:t>
+      </w:r>
+    </w:p>
+    <w:p>
+      <w:pPr>
+        <w:pStyle w:val="ListParagraph"/>
+        <w:numPr>
+          <w:ilvl w:val="0"/>
+          <w:numId w:val="3"/>
+        </w:numPr>
+        <w:spacing w:before="160" w:after="80"/>
+        <w:rPr>
+          <w:b/>
+          <w:bCs/>
+        </w:rPr>
+      </w:pPr>
+      <w:r>
+        <w:rPr>
+          <w:b/>
+          <w:bCs/>
+        </w:rPr>
+        <w:t>Visualization</w:t>
+      </w:r>
+    </w:p>
+    <w:p>
+      <w:pPr>
+        <w:pStyle w:val="ListParagraph"/>
+        <w:spacing w:before="160" w:after="80"/>
+        <w:ind w:left="720"/>
+      </w:pPr>
+      <w:r>
+        <w:t xml:space="preserve">Visualizations were designed following </w:t>
+      </w:r>
+      <w:proofErr w:type="spellStart"/>
+      <w:r>
+        <w:t>Tufte’s</w:t>
+      </w:r>
+      <w:proofErr w:type="spellEnd"/>
+      <w:r>
+        <w:t xml:space="preserve"> principles to maximize the data-ink ratio and eliminate "</w:t>
+      </w:r>
+      <w:proofErr w:type="spellStart"/>
+      <w:r>
+        <w:t>chartjunk</w:t>
+      </w:r>
+      <w:proofErr w:type="spellEnd"/>
+      <w:r>
+        <w:t>." This study utilizes three primary visualizations:</w:t>
+      </w:r>
+    </w:p>
+    <w:p>
+      <w:pPr>
+        <w:pStyle w:val="NormalWeb"/>
+        <w:numPr>
+          <w:ilvl w:val="0"/>
+          <w:numId w:val="5"/>
+        </w:numPr>
         <w:jc w:val="both"/>
       </w:pPr>
       <w:r>
-        <w:t xml:space="preserve">Figure 2 examines how the Environment theme — the most dominant — changed over time. The trend line shows a slope of -0.16% per year, a marginal decline. Despite this, the Environment </w:t>
-      </w:r>
-      <w:r>
+        <w:rPr>
+          <w:b/>
+          <w:bCs/>
+        </w:rPr>
+        <w:t>Figure 2:</w:t>
+      </w:r>
+      <w:r>
+        <w:t xml:space="preserve"> A horizontal bar chart showing overall theme prevalence.</w:t>
+      </w:r>
+    </w:p>
+    <w:p>
+      <w:pPr>
+        <w:pStyle w:val="NormalWeb"/>
+        <w:numPr>
+          <w:ilvl w:val="0"/>
+          <w:numId w:val="5"/>
+        </w:numPr>
+        <w:jc w:val="both"/>
+      </w:pPr>
+      <w:r>
+        <w:rPr>
+          <w:b/>
+          <w:bCs/>
+        </w:rPr>
+        <w:t>Figure 3:</w:t>
+      </w:r>
+      <w:r>
+        <w:t xml:space="preserve"> A small multiples line chart displaying temporal trends for the top three themes.</w:t>
+      </w:r>
+    </w:p>
+    <w:p>
+      <w:pPr>
+        <w:pStyle w:val="NormalWeb"/>
+        <w:numPr>
+          <w:ilvl w:val="0"/>
+          <w:numId w:val="5"/>
+        </w:numPr>
+        <w:jc w:val="both"/>
+      </w:pPr>
+      <w:r>
+        <w:rPr>
+          <w:b/>
+          <w:bCs/>
+        </w:rPr>
+        <w:t>Figure 4:</w:t>
+      </w:r>
+      <w:r>
+        <w:t xml:space="preserve"> A </w:t>
+      </w:r>
+      <w:proofErr w:type="spellStart"/>
+      <w:r>
+        <w:t>heatmap</w:t>
+      </w:r>
+      <w:proofErr w:type="spellEnd"/>
+      <w:r>
+        <w:t xml:space="preserve"> summarizing the prevalence of all eight themes across the study period (2002–2018).</w:t>
+      </w:r>
+    </w:p>
+    <w:p>
+      <w:pPr>
+        <w:spacing w:before="240" w:after="100"/>
+        <w:rPr>
+          <w:b/>
+          <w:bCs/>
+        </w:rPr>
+      </w:pPr>
+    </w:p>
+    <w:p>
+      <w:pPr>
+        <w:spacing w:before="240" w:after="100"/>
+      </w:pPr>
+      <w:r>
+        <w:rPr>
+          <w:b/>
+          <w:bCs/>
+        </w:rPr>
+        <w:t>V. FINDINGS</w:t>
+      </w:r>
+    </w:p>
+    <w:p>
+      <w:pPr>
+        <w:pStyle w:val="Heading3"/>
+        <w:rPr>
+          <w:color w:val="000000" w:themeColor="text1"/>
+        </w:rPr>
+      </w:pPr>
+      <w:r>
+        <w:rPr>
+          <w:color w:val="000000" w:themeColor="text1"/>
+        </w:rPr>
+        <w:t>A. Overall Theme Prevalence</w:t>
+      </w:r>
+    </w:p>
+    <w:p>
+      <w:pPr>
+        <w:pStyle w:val="NormalWeb"/>
+      </w:pPr>
+      <w:r>
+        <w:rPr>
+          <w:b/>
+          <w:bCs/>
+        </w:rPr>
         <w:lastRenderedPageBreak/>
-        <w:t>theme rema</w:t>
-      </w:r>
-      <w:r>
-        <w:t>ins present in 83%–100% of reports in every year. The volatility in early years (2002–2006) reflects very small sample sizes (1–6 reports per year) rather than a genuine decline in environmental reporting. From 2008 onwards the trend stabilises, confirming</w:t>
-      </w:r>
-      <w:r>
-        <w:t xml:space="preserve"> that environmental sustainability is a persistent and consistent theme in GRI reporting.</w:t>
+        <w:t>Figure 2</w:t>
+      </w:r>
+      <w:r>
+        <w:t xml:space="preserve"> presents theme prevalence across the final sample of 972 reports. </w:t>
+      </w:r>
+      <w:r>
+        <w:rPr>
+          <w:b/>
+          <w:bCs/>
+        </w:rPr>
+        <w:t>Environment</w:t>
+      </w:r>
+      <w:r>
+        <w:t xml:space="preserve"> is the most dominant theme, appearing in </w:t>
+      </w:r>
+      <w:r>
+        <w:rPr>
+          <w:b/>
+          <w:bCs/>
+        </w:rPr>
+        <w:t>94.7%</w:t>
+      </w:r>
+      <w:r>
+        <w:t xml:space="preserve"> of reports, followed by </w:t>
+      </w:r>
+      <w:r>
+        <w:rPr>
+          <w:b/>
+          <w:bCs/>
+        </w:rPr>
+        <w:t>Governance (88.9%)</w:t>
+      </w:r>
+      <w:r>
+        <w:t xml:space="preserve">, </w:t>
+      </w:r>
+      <w:r>
+        <w:rPr>
+          <w:b/>
+          <w:bCs/>
+        </w:rPr>
+        <w:t>Supply Chain (83.8%)</w:t>
+      </w:r>
+      <w:r>
+        <w:t xml:space="preserve">, and </w:t>
+      </w:r>
+      <w:r>
+        <w:rPr>
+          <w:b/>
+          <w:bCs/>
+        </w:rPr>
+        <w:t>Labour &amp; Workers (79.1%)</w:t>
+      </w:r>
+      <w:r>
+        <w:t xml:space="preserve">. </w:t>
+      </w:r>
+      <w:r>
+        <w:rPr>
+          <w:b/>
+          <w:bCs/>
+        </w:rPr>
+        <w:t>Innovation</w:t>
+      </w:r>
+      <w:r>
+        <w:t xml:space="preserve"> is the least prevalent at </w:t>
+      </w:r>
+      <w:r>
+        <w:rPr>
+          <w:b/>
+          <w:bCs/>
+        </w:rPr>
+        <w:t>42.8%</w:t>
+      </w:r>
+      <w:r>
+        <w:t>, appearing in fewer than half of all reports. The roughly 52-percentage-point gap between Environment and Innovation indicates a clear hierarchy in corporate sustainability disclosure, with environmental concerns firmly established as the baseline for GRI reporting.</w:t>
       </w:r>
     </w:p>
     <w:p/>
@@ -610,9 +876,9 @@
         </w:rPr>
         <w:drawing>
           <wp:inline distT="0" distB="0" distL="0" distR="0">
-            <wp:extent cx="6191250" cy="2824417"/>
+            <wp:extent cx="5943600" cy="3526155"/>
             <wp:effectExtent l="0" t="0" r="0" b="0"/>
-            <wp:docPr id="2" name="Picture 2"/>
+            <wp:docPr id="3" name="Picture 3"/>
             <wp:cNvGraphicFramePr>
               <a:graphicFrameLocks xmlns:a="http://schemas.openxmlformats.org/drawingml/2006/main" noChangeAspect="1"/>
             </wp:cNvGraphicFramePr>
@@ -620,22 +886,25 @@
               <a:graphicData uri="http://schemas.openxmlformats.org/drawingml/2006/picture">
                 <pic:pic xmlns:pic="http://schemas.openxmlformats.org/drawingml/2006/picture">
                   <pic:nvPicPr>
-                    <pic:cNvPr id="0" name=""/>
-                    <pic:cNvPicPr>
-                      <a:picLocks noChangeAspect="1" noChangeArrowheads="1"/>
-                    </pic:cNvPicPr>
+                    <pic:cNvPr id="3" name="plot3_themes.png"/>
+                    <pic:cNvPicPr/>
                   </pic:nvPicPr>
                   <pic:blipFill>
-                    <a:blip r:embed="rId8"/>
-                    <a:srcRect/>
+                    <a:blip r:embed="rId8" cstate="print">
+                      <a:extLst>
+                        <a:ext uri="{28A0092B-C50C-407E-A947-70E740481C1C}">
+                          <a14:useLocalDpi xmlns:a14="http://schemas.microsoft.com/office/drawing/2010/main" val="0"/>
+                        </a:ext>
+                      </a:extLst>
+                    </a:blip>
                     <a:stretch>
                       <a:fillRect/>
                     </a:stretch>
                   </pic:blipFill>
-                  <pic:spPr bwMode="auto">
+                  <pic:spPr>
                     <a:xfrm>
                       <a:off x="0" y="0"/>
-                      <a:ext cx="6191250" cy="2824417"/>
+                      <a:ext cx="5943600" cy="3526155"/>
                     </a:xfrm>
                     <a:prstGeom prst="rect">
                       <a:avLst/>
@@ -657,46 +926,109 @@
         <w:rPr>
           <w:i/>
           <w:iCs/>
-          <w:sz w:val="22"/>
-          <w:szCs w:val="22"/>
-        </w:rPr>
-        <w:t xml:space="preserve">Figure 2: Environment Theme Prevalence </w:t>
-      </w:r>
-      <w:proofErr w:type="gramStart"/>
+        </w:rPr>
+        <w:t>Figure 2</w:t>
+      </w:r>
       <w:r>
         <w:rPr>
           <w:i/>
           <w:iCs/>
-          <w:sz w:val="22"/>
-          <w:szCs w:val="22"/>
-        </w:rPr>
-        <w:t>Over</w:t>
-      </w:r>
-      <w:proofErr w:type="gramEnd"/>
+        </w:rPr>
+        <w:t xml:space="preserve">: Prevalence of Dominant Sustainability Themes </w:t>
+      </w:r>
+      <w:proofErr w:type="gramStart"/>
       <w:r>
         <w:rPr>
           <w:i/>
           <w:iCs/>
-          <w:sz w:val="22"/>
-          <w:szCs w:val="22"/>
-        </w:rPr>
-        <w:t xml:space="preserve"> Time (2002–2018). Dashed line = linear trend (slope = −0.16%/year).</w:t>
+        </w:rPr>
+        <w:t>Across</w:t>
+      </w:r>
+      <w:proofErr w:type="gramEnd"/>
+      <w:r>
+        <w:rPr>
+          <w:i/>
+          <w:iCs/>
+        </w:rPr>
+        <w:t xml:space="preserve"> GRI Reports (n = 972).</w:t>
       </w:r>
     </w:p>
     <w:p/>
     <w:p>
       <w:pPr>
-        <w:spacing w:after="100" w:line="360" w:lineRule="auto"/>
-        <w:jc w:val="both"/>
-      </w:pPr>
-      <w:r>
-        <w:t>Figure 3 provides a comprehensive summary of all e</w:t>
-      </w:r>
-      <w:r>
-        <w:t xml:space="preserve">ight themes across all years. Darker cells indicate higher prevalence. Environment and Governance consistently occupy the darkest cells, confirming RQ1. Innovation and Human Rights show consistently lighter cells throughout. From 2013 onwards, most themes </w:t>
-      </w:r>
-      <w:r>
-        <w:t>converge above 75%, suggesting that GRI reporting matured and broadened thematically in the later period.</w:t>
+        <w:pStyle w:val="Heading3"/>
+        <w:rPr>
+          <w:color w:val="000000" w:themeColor="text1"/>
+        </w:rPr>
+      </w:pPr>
+      <w:r>
+        <w:rPr>
+          <w:color w:val="000000" w:themeColor="text1"/>
+        </w:rPr>
+        <w:t>B. Temporal Trends of Top Themes</w:t>
+      </w:r>
+    </w:p>
+    <w:p>
+      <w:pPr>
+        <w:pStyle w:val="NormalWeb"/>
+      </w:pPr>
+      <w:r>
+        <w:rPr>
+          <w:b/>
+          <w:bCs/>
+        </w:rPr>
+        <w:t>Figure 3</w:t>
+      </w:r>
+      <w:r>
+        <w:t xml:space="preserve"> compares the three most dominant sustainability themes over time (2002–2018). While these themes remain highly prevalent, all three show a slight downward linear trend over the 16-year period. </w:t>
+      </w:r>
+      <w:r>
+        <w:rPr>
+          <w:b/>
+          <w:bCs/>
+        </w:rPr>
+        <w:t>Governance</w:t>
+      </w:r>
+      <w:r>
+        <w:t xml:space="preserve"> shows the steepest decline with a slope of </w:t>
+      </w:r>
+      <w:r>
+        <w:rPr>
+          <w:b/>
+          <w:bCs/>
+        </w:rPr>
+        <w:t>-1.52% per year</w:t>
+      </w:r>
+      <w:r>
+        <w:t xml:space="preserve">, followed by </w:t>
+      </w:r>
+      <w:r>
+        <w:rPr>
+          <w:b/>
+          <w:bCs/>
+        </w:rPr>
+        <w:t>Environment (-0.98% per year)</w:t>
+      </w:r>
+      <w:r>
+        <w:t xml:space="preserve"> and </w:t>
+      </w:r>
+      <w:r>
+        <w:rPr>
+          <w:b/>
+          <w:bCs/>
+        </w:rPr>
+        <w:t>Supply Chain (-0.85% per year)</w:t>
+      </w:r>
+      <w:r>
+        <w:t>.</w:t>
+      </w:r>
+    </w:p>
+    <w:p>
+      <w:pPr>
+        <w:pStyle w:val="NormalWeb"/>
+      </w:pPr>
+      <w:r>
+        <w:t>The early volatility observed between 2002 and 2006 is primarily a function of small annual sample sizes. However, from 2010 onwards, the themes show greater stability. Despite the slight negative slopes, Environment remains the most persistent and stable theme, rarely dipping below 90% prevalence until the final data year.</w:t>
       </w:r>
     </w:p>
     <w:p/>
@@ -712,9 +1044,9 @@
         <w:lastRenderedPageBreak/>
         <w:drawing>
           <wp:inline distT="0" distB="0" distL="0" distR="0">
-            <wp:extent cx="6191250" cy="2897822"/>
-            <wp:effectExtent l="0" t="0" r="0" b="0"/>
-            <wp:docPr id="3" name="Picture 3"/>
+            <wp:extent cx="5943600" cy="2054860"/>
+            <wp:effectExtent l="0" t="0" r="0" b="2540"/>
+            <wp:docPr id="4" name="Picture 4"/>
             <wp:cNvGraphicFramePr>
               <a:graphicFrameLocks xmlns:a="http://schemas.openxmlformats.org/drawingml/2006/main" noChangeAspect="1"/>
             </wp:cNvGraphicFramePr>
@@ -722,22 +1054,25 @@
               <a:graphicData uri="http://schemas.openxmlformats.org/drawingml/2006/picture">
                 <pic:pic xmlns:pic="http://schemas.openxmlformats.org/drawingml/2006/picture">
                   <pic:nvPicPr>
-                    <pic:cNvPr id="0" name=""/>
-                    <pic:cNvPicPr>
-                      <a:picLocks noChangeAspect="1" noChangeArrowheads="1"/>
-                    </pic:cNvPicPr>
+                    <pic:cNvPr id="4" name="plot4_theme_trends.png"/>
+                    <pic:cNvPicPr/>
                   </pic:nvPicPr>
                   <pic:blipFill>
-                    <a:blip r:embed="rId9"/>
-                    <a:srcRect/>
+                    <a:blip r:embed="rId9" cstate="print">
+                      <a:extLst>
+                        <a:ext uri="{28A0092B-C50C-407E-A947-70E740481C1C}">
+                          <a14:useLocalDpi xmlns:a14="http://schemas.microsoft.com/office/drawing/2010/main" val="0"/>
+                        </a:ext>
+                      </a:extLst>
+                    </a:blip>
                     <a:stretch>
                       <a:fillRect/>
                     </a:stretch>
                   </pic:blipFill>
-                  <pic:spPr bwMode="auto">
+                  <pic:spPr>
                     <a:xfrm>
                       <a:off x="0" y="0"/>
-                      <a:ext cx="6191250" cy="2897822"/>
+                      <a:ext cx="5943600" cy="2054860"/>
                     </a:xfrm>
                     <a:prstGeom prst="rect">
                       <a:avLst/>
@@ -752,42 +1087,250 @@
     </w:p>
     <w:p>
       <w:pPr>
-        <w:spacing w:before="60" w:after="140"/>
         <w:jc w:val="center"/>
-      </w:pPr>
-      <w:r>
         <w:rPr>
           <w:i/>
           <w:iCs/>
-          <w:sz w:val="22"/>
-          <w:szCs w:val="22"/>
-        </w:rPr>
-        <w:t xml:space="preserve">Figure 3: Dominant Sustainability Themes by Year — Greyscale </w:t>
-      </w:r>
-      <w:proofErr w:type="spellStart"/>
+        </w:rPr>
+      </w:pPr>
       <w:r>
         <w:rPr>
           <w:i/>
           <w:iCs/>
-          <w:sz w:val="22"/>
-          <w:szCs w:val="22"/>
-        </w:rPr>
-        <w:t>Heatmap</w:t>
-      </w:r>
-      <w:proofErr w:type="spellEnd"/>
+        </w:rPr>
+        <w:t>Figure 3</w:t>
+      </w:r>
       <w:r>
         <w:rPr>
           <w:i/>
           <w:iCs/>
-          <w:sz w:val="22"/>
-          <w:szCs w:val="22"/>
-        </w:rPr>
-        <w:t xml:space="preserve"> (2002–2018). Values = % of reports containing each theme. Darker = higher prevalence.</w:t>
+        </w:rPr>
+        <w:t xml:space="preserve">: Top Three Sustainability Themes </w:t>
+      </w:r>
+      <w:proofErr w:type="gramStart"/>
+      <w:r>
+        <w:rPr>
+          <w:i/>
+          <w:iCs/>
+        </w:rPr>
+        <w:t>Over</w:t>
+      </w:r>
+      <w:proofErr w:type="gramEnd"/>
+      <w:r>
+        <w:rPr>
+          <w:i/>
+          <w:iCs/>
+        </w:rPr>
+        <w:t xml:space="preserve"> Time (2002–2018). Each panel shows annual prevalence as a percentage of reports. Dashed line = </w:t>
+      </w:r>
+      <w:r>
+        <w:rPr>
+          <w:i/>
+          <w:iCs/>
+        </w:rPr>
+        <w:t>linear trend. Environment (-0.98</w:t>
+      </w:r>
+      <w:r>
+        <w:rPr>
+          <w:i/>
+          <w:iCs/>
+        </w:rPr>
+        <w:t>%/year), Gove</w:t>
+      </w:r>
+      <w:r>
+        <w:rPr>
+          <w:i/>
+          <w:iCs/>
+        </w:rPr>
+        <w:t>rnance (-1.52%/year), Supply Chain (+0.85</w:t>
+      </w:r>
+      <w:r>
+        <w:rPr>
+          <w:i/>
+          <w:iCs/>
+        </w:rPr>
+        <w:t>%/year).</w:t>
       </w:r>
     </w:p>
     <w:p/>
     <w:p>
       <w:pPr>
+        <w:spacing w:line="360" w:lineRule="auto"/>
+        <w:jc w:val="both"/>
+      </w:pPr>
+    </w:p>
+    <w:p>
+      <w:pPr>
+        <w:pStyle w:val="Heading3"/>
+        <w:rPr>
+          <w:color w:val="000000" w:themeColor="text1"/>
+        </w:rPr>
+      </w:pPr>
+      <w:r>
+        <w:rPr>
+          <w:color w:val="000000" w:themeColor="text1"/>
+        </w:rPr>
+        <w:t xml:space="preserve">C. </w:t>
+      </w:r>
+      <w:proofErr w:type="spellStart"/>
+      <w:r>
+        <w:rPr>
+          <w:color w:val="000000" w:themeColor="text1"/>
+        </w:rPr>
+        <w:t>Heatmap</w:t>
+      </w:r>
+      <w:proofErr w:type="spellEnd"/>
+      <w:r>
+        <w:rPr>
+          <w:color w:val="000000" w:themeColor="text1"/>
+        </w:rPr>
+        <w:t xml:space="preserve"> Analysis of All Themes</w:t>
+      </w:r>
+    </w:p>
+    <w:p>
+      <w:pPr>
+        <w:pStyle w:val="NormalWeb"/>
+      </w:pPr>
+      <w:r>
+        <w:rPr>
+          <w:b/>
+          <w:bCs/>
+        </w:rPr>
+        <w:t>Figure 4</w:t>
+      </w:r>
+      <w:r>
+        <w:t xml:space="preserve"> provides a granular view of all eight sustainability themes. </w:t>
+      </w:r>
+      <w:r>
+        <w:rPr>
+          <w:b/>
+          <w:bCs/>
+        </w:rPr>
+        <w:t>Environment</w:t>
+      </w:r>
+      <w:r>
+        <w:t xml:space="preserve"> consistently occupies the darkest cells, maintaining 90%–100% prevalence in almost every year between 2003 and 2017. </w:t>
+      </w:r>
+      <w:r>
+        <w:rPr>
+          <w:b/>
+          <w:bCs/>
+        </w:rPr>
+        <w:t>Human Rights</w:t>
+      </w:r>
+      <w:r>
+        <w:t xml:space="preserve"> and </w:t>
+      </w:r>
+      <w:r>
+        <w:rPr>
+          <w:b/>
+          <w:bCs/>
+        </w:rPr>
+        <w:t>Innovation</w:t>
+      </w:r>
+      <w:r>
+        <w:t xml:space="preserve"> consistently show the lightest cells; Innovation, in particular, recorded 0% prevalence in 2003–2005 and again in 2018.</w:t>
+      </w:r>
+    </w:p>
+    <w:p>
+      <w:pPr>
+        <w:pStyle w:val="NormalWeb"/>
+      </w:pPr>
+      <w:r>
+        <w:t xml:space="preserve">A sharp drop-off is visible across all themes in 2018 (e.g., Environment falling to 66% and Governance to 33%). As noted in the methodology, this is an </w:t>
+      </w:r>
+      <w:proofErr w:type="spellStart"/>
+      <w:r>
+        <w:t>artifact</w:t>
+      </w:r>
+      <w:proofErr w:type="spellEnd"/>
+      <w:r>
+        <w:t xml:space="preserve"> of the small sample size for that specific year (n=3) rather than a shift in global reporting trends. From 2010 to 2017, there is a clear "darkening" and stabilization of the middle-tier themes (Supply Chain, Community, and Economic), suggesting that GRI reporting matured and became more comprehensive during this decade.</w:t>
+      </w:r>
+      <w:r>
+        <w:rPr>
+          <w:noProof/>
+        </w:rPr>
+        <w:t xml:space="preserve"> </w:t>
+      </w:r>
+      <w:r>
+        <w:rPr>
+          <w:noProof/>
+        </w:rPr>
+        <w:drawing>
+          <wp:inline distT="0" distB="0" distL="0" distR="0" wp14:anchorId="2E27AD3C" wp14:editId="432D9882">
+            <wp:extent cx="5943600" cy="2774315"/>
+            <wp:effectExtent l="0" t="0" r="0" b="6985"/>
+            <wp:docPr id="2" name="Picture 2"/>
+            <wp:cNvGraphicFramePr>
+              <a:graphicFrameLocks xmlns:a="http://schemas.openxmlformats.org/drawingml/2006/main" noChangeAspect="1"/>
+            </wp:cNvGraphicFramePr>
+            <a:graphic xmlns:a="http://schemas.openxmlformats.org/drawingml/2006/main">
+              <a:graphicData uri="http://schemas.openxmlformats.org/drawingml/2006/picture">
+                <pic:pic xmlns:pic="http://schemas.openxmlformats.org/drawingml/2006/picture">
+                  <pic:nvPicPr>
+                    <pic:cNvPr id="2" name="plot5_heatmap.png"/>
+                    <pic:cNvPicPr/>
+                  </pic:nvPicPr>
+                  <pic:blipFill>
+                    <a:blip r:embed="rId10" cstate="print">
+                      <a:extLst>
+                        <a:ext uri="{28A0092B-C50C-407E-A947-70E740481C1C}">
+                          <a14:useLocalDpi xmlns:a14="http://schemas.microsoft.com/office/drawing/2010/main" val="0"/>
+                        </a:ext>
+                      </a:extLst>
+                    </a:blip>
+                    <a:stretch>
+                      <a:fillRect/>
+                    </a:stretch>
+                  </pic:blipFill>
+                  <pic:spPr>
+                    <a:xfrm>
+                      <a:off x="0" y="0"/>
+                      <a:ext cx="5943600" cy="2774315"/>
+                    </a:xfrm>
+                    <a:prstGeom prst="rect">
+                      <a:avLst/>
+                    </a:prstGeom>
+                  </pic:spPr>
+                </pic:pic>
+              </a:graphicData>
+            </a:graphic>
+          </wp:inline>
+        </w:drawing>
+      </w:r>
+    </w:p>
+    <w:p>
+      <w:pPr>
+        <w:spacing w:before="100" w:after="60"/>
+        <w:jc w:val="center"/>
+      </w:pPr>
+    </w:p>
+    <w:p>
+      <w:pPr>
+        <w:jc w:val="center"/>
+        <w:rPr>
+          <w:i/>
+          <w:iCs/>
+        </w:rPr>
+      </w:pPr>
+      <w:r>
+        <w:rPr>
+          <w:i/>
+          <w:iCs/>
+        </w:rPr>
+        <w:t>Figure 4</w:t>
+      </w:r>
+      <w:r>
+        <w:rPr>
+          <w:i/>
+          <w:iCs/>
+        </w:rPr>
+        <w:t>: Dominant Sustainability Themes by Year (2002–2018). Values = percentage of reports containing each theme per year. Darker blue = higher prevalence.</w:t>
+      </w:r>
+    </w:p>
+    <w:p>
+      <w:pPr>
         <w:spacing w:before="240" w:after="100"/>
       </w:pPr>
       <w:r>
@@ -796,6 +1339,152 @@
           <w:bCs/>
         </w:rPr>
         <w:t>VI. CONCLUSION</w:t>
+      </w:r>
+    </w:p>
+    <w:p>
+      <w:r>
+        <w:t xml:space="preserve">This study </w:t>
+      </w:r>
+      <w:proofErr w:type="spellStart"/>
+      <w:r>
+        <w:t>analyzed</w:t>
+      </w:r>
+      <w:proofErr w:type="spellEnd"/>
+      <w:r>
+        <w:t xml:space="preserve"> 972 GRI reports to identify dominant themes and their evolution. </w:t>
+      </w:r>
+      <w:r>
+        <w:rPr>
+          <w:b/>
+          <w:bCs/>
+        </w:rPr>
+        <w:t>Environment (94.7%)</w:t>
+      </w:r>
+      <w:r>
+        <w:t xml:space="preserve"> and </w:t>
+      </w:r>
+      <w:r>
+        <w:rPr>
+          <w:b/>
+          <w:bCs/>
+        </w:rPr>
+        <w:t>Governance (88.8%)</w:t>
+      </w:r>
+      <w:r>
+        <w:t xml:space="preserve"> are the foundational pillars of these reports. While linear regression shows a slight decrease in the percentage of reports covering these themes over time—most notably in </w:t>
+      </w:r>
+      <w:r>
+        <w:rPr>
+          <w:b/>
+          <w:bCs/>
+        </w:rPr>
+        <w:t>Governance (-1.52%/year)</w:t>
+      </w:r>
+      <w:r>
+        <w:t xml:space="preserve">—they remain the dominant focus of corporate disclosure. The data suggests that while the volume of GRI reports grew significantly from 2002 to 2018, the core thematic focus remains heavily weighted toward environmental impact and corporate oversight, with </w:t>
+      </w:r>
+      <w:r>
+        <w:rPr>
+          <w:b/>
+          <w:bCs/>
+        </w:rPr>
+        <w:t>Innovation (42.8%)</w:t>
+      </w:r>
+      <w:r>
+        <w:t xml:space="preserve"> remaining a secondary reporting priority.</w:t>
+      </w:r>
+    </w:p>
+    <w:p>
+      <w:pPr>
+        <w:spacing w:before="240" w:after="100"/>
+      </w:pPr>
+      <w:r>
+        <w:rPr>
+          <w:b/>
+          <w:bCs/>
+        </w:rPr>
+        <w:t>VII. LIMITATIONS</w:t>
+      </w:r>
+    </w:p>
+    <w:p>
+      <w:pPr>
+        <w:pStyle w:val="NormalWeb"/>
+      </w:pPr>
+      <w:r>
+        <w:rPr>
+          <w:b/>
+          <w:bCs/>
+        </w:rPr>
+        <w:t>Sample Size Volatility:</w:t>
+      </w:r>
+      <w:r>
+        <w:t xml:space="preserve"> As shown in </w:t>
+      </w:r>
+      <w:r>
+        <w:rPr>
+          <w:b/>
+          <w:bCs/>
+        </w:rPr>
+        <w:t>Figures 3 and 4</w:t>
+      </w:r>
+      <w:r>
+        <w:t xml:space="preserve">, the early years (2002–2006) and the final year (2018) suffer from small sample sizes (n &lt; 10). This explains the drastic data swings—like the dip in Governance to 33%—which are likely statistical </w:t>
+      </w:r>
+      <w:proofErr w:type="spellStart"/>
+      <w:r>
+        <w:t>artifacts</w:t>
+      </w:r>
+      <w:proofErr w:type="spellEnd"/>
+      <w:r>
+        <w:t xml:space="preserve"> rather than genuine industry shifts.</w:t>
+      </w:r>
+    </w:p>
+    <w:p>
+      <w:pPr>
+        <w:pStyle w:val="NormalWeb"/>
+      </w:pPr>
+      <w:r>
+        <w:rPr>
+          <w:b/>
+          <w:bCs/>
+        </w:rPr>
+        <w:t>Dictionary Constraints:</w:t>
+      </w:r>
+      <w:r>
+        <w:t xml:space="preserve"> The keyword-based approach may miss reports using synonyms or emerging ESG terminology (e.g., "natural capital" instead of "environment") not present in the predefined dictionaries.</w:t>
+      </w:r>
+    </w:p>
+    <w:p>
+      <w:pPr>
+        <w:pStyle w:val="NormalWeb"/>
+      </w:pPr>
+      <w:r>
+        <w:rPr>
+          <w:b/>
+          <w:bCs/>
+        </w:rPr>
+        <w:t>Linguistic Bias:</w:t>
+      </w:r>
+      <w:r>
+        <w:t xml:space="preserve"> By </w:t>
+      </w:r>
+      <w:proofErr w:type="spellStart"/>
+      <w:r>
+        <w:t>analyzing</w:t>
+      </w:r>
+      <w:proofErr w:type="spellEnd"/>
+      <w:r>
+        <w:t xml:space="preserve"> only </w:t>
+      </w:r>
+      <w:r>
+        <w:rPr>
+          <w:b/>
+          <w:bCs/>
+        </w:rPr>
+        <w:t>English-language reports</w:t>
+      </w:r>
+      <w:r>
+        <w:t>, the study may be biased toward Western multinational norms, potentially overlooking regional sustainability priorities in non-English speaking markets.</w:t>
       </w:r>
     </w:p>
     <w:p>
@@ -803,140 +1492,137 @@
         <w:spacing w:after="100" w:line="360" w:lineRule="auto"/>
         <w:jc w:val="both"/>
       </w:pPr>
-      <w:r>
-        <w:t>This report analysed 972 GRI sustainability reports to identify dominant themes and t</w:t>
-      </w:r>
-      <w:r>
-        <w:t>heir temporal evolution. Environment (94.8%) and Governance (90.7%) are the most prevalent themes, while Innovation (43.4%) is the least common. These findings confirm that corporate sustainability disclosure is primarily oriented towards environmental and</w:t>
-      </w:r>
-      <w:r>
-        <w:t xml:space="preserve"> governance compliance. Temporal analysis shows the Environment theme has remained near-universally present across 2002–2018, with a negligible decline of -0.16% per year. Report volume grew from 4 in 2002 to 203 in 2016, indicating broad GRI adoption rath</w:t>
-      </w:r>
-      <w:r>
-        <w:t>er than significant thematic diversification.</w:t>
-      </w:r>
-    </w:p>
-    <w:p/>
-    <w:p>
-      <w:pPr>
-        <w:spacing w:before="240" w:after="100"/>
-      </w:pPr>
-      <w:r>
-        <w:rPr>
-          <w:b/>
-          <w:bCs/>
-        </w:rPr>
-        <w:t>VII. LIMITATIONS</w:t>
-      </w:r>
     </w:p>
     <w:p>
       <w:pPr>
         <w:spacing w:after="100" w:line="360" w:lineRule="auto"/>
         <w:jc w:val="both"/>
-      </w:pPr>
-      <w:r>
-        <w:t>Several limitations apply. First, keyword-based theme detection may miss relevant reports using synonyms not captured in the dictionaries; more advanced methods such as topic modelling (LDA) w</w:t>
-      </w:r>
-      <w:r>
-        <w:t>ould provide richer results. Second, early years (2002–2006) are underrepresented with fewer than 10 reports per year, limiting temporal reliability for that period. Third, non-English reports were excluded, potentially biasing findings towards Western rep</w:t>
-      </w:r>
-      <w:r>
-        <w:t>orting norms. Finally, the dataset covers only up to 2018, limiting conclusions about recent developments in sustainability reporting.</w:t>
-      </w:r>
-    </w:p>
-    <w:p>
-      <w:pPr>
-        <w:spacing w:after="100" w:line="360" w:lineRule="auto"/>
-        <w:jc w:val="both"/>
-      </w:pPr>
-    </w:p>
-    <w:p>
-      <w:pPr>
-        <w:spacing w:after="100" w:line="360" w:lineRule="auto"/>
-        <w:jc w:val="both"/>
-        <w:rPr>
-          <w:b/>
-          <w:bCs/>
-        </w:rPr>
-      </w:pPr>
-      <w:r>
-        <w:rPr>
-          <w:b/>
-          <w:bCs/>
-        </w:rPr>
-        <w:lastRenderedPageBreak/>
+        <w:rPr>
+          <w:b/>
+          <w:bCs/>
+        </w:rPr>
+      </w:pPr>
+      <w:r>
+        <w:rPr>
+          <w:b/>
+          <w:bCs/>
+        </w:rPr>
         <w:t>REFERENCES</w:t>
       </w:r>
     </w:p>
     <w:p>
       <w:pPr>
-        <w:spacing w:after="100" w:line="360" w:lineRule="auto"/>
+        <w:pStyle w:val="NormalWeb"/>
       </w:pPr>
       <w:proofErr w:type="spellStart"/>
       <w:r>
+        <w:rPr>
+          <w:b/>
+          <w:bCs/>
+        </w:rPr>
         <w:t>Berad</w:t>
       </w:r>
       <w:proofErr w:type="spellEnd"/>
       <w:r>
-        <w:t xml:space="preserve">, N. (2011). Corporate social responsibility: Issues and challenges in India. </w:t>
-      </w:r>
-      <w:r>
-        <w:rPr>
-          <w:rStyle w:val="Emphasis"/>
-        </w:rPr>
-        <w:t>Journal of Modern Accounting and Auditing</w:t>
-      </w:r>
-      <w:r>
-        <w:t>.</w:t>
-      </w:r>
-    </w:p>
-    <w:p>
-      <w:pPr>
-        <w:spacing w:after="100" w:line="360" w:lineRule="auto"/>
+        <w:rPr>
+          <w:b/>
+          <w:bCs/>
+        </w:rPr>
+        <w:t>, N.</w:t>
+      </w:r>
+      <w:r>
+        <w:t xml:space="preserve"> (2011). Corporate social responsibility: Issues and challenges in India. </w:t>
+      </w:r>
+      <w:r>
+        <w:rPr>
+          <w:i/>
+          <w:iCs/>
+        </w:rPr>
+        <w:t>Journal of Modern Accounting and Auditing, 7</w:t>
+      </w:r>
+      <w:r>
+        <w:t>(8), 1135–1139.</w:t>
+      </w:r>
+    </w:p>
+    <w:p>
+      <w:pPr>
+        <w:pStyle w:val="NormalWeb"/>
       </w:pPr>
       <w:proofErr w:type="spellStart"/>
       <w:r>
+        <w:rPr>
+          <w:b/>
+          <w:bCs/>
+        </w:rPr>
         <w:t>Fiechter</w:t>
       </w:r>
       <w:proofErr w:type="spellEnd"/>
       <w:r>
+        <w:rPr>
+          <w:b/>
+          <w:bCs/>
+        </w:rPr>
         <w:t xml:space="preserve">, P., </w:t>
       </w:r>
       <w:proofErr w:type="spellStart"/>
       <w:r>
+        <w:rPr>
+          <w:b/>
+          <w:bCs/>
+        </w:rPr>
         <w:t>Hitz</w:t>
       </w:r>
       <w:proofErr w:type="spellEnd"/>
       <w:r>
-        <w:t xml:space="preserve">, J.-M., &amp; Lehmann, N. (2022). Real effects of a widespread CSR reporting mandate: Evidence from the European Union's CSR directive. </w:t>
-      </w:r>
-      <w:r>
-        <w:rPr>
-          <w:rStyle w:val="Emphasis"/>
+        <w:rPr>
+          <w:b/>
+          <w:bCs/>
+        </w:rPr>
+        <w:t>, J.-M., &amp; Lehmann, N.</w:t>
+      </w:r>
+      <w:r>
+        <w:t xml:space="preserve"> (2022). Real effects of a widespread CSR reporting mandate: Evidence from the European Union's CSR directive. </w:t>
+      </w:r>
+      <w:r>
+        <w:rPr>
+          <w:rStyle w:val="citation-13"/>
+          <w:i/>
+          <w:iCs/>
         </w:rPr>
         <w:t>Journal of Accounting Research, 60</w:t>
       </w:r>
       <w:r>
+        <w:rPr>
+          <w:rStyle w:val="citation-13"/>
+        </w:rPr>
         <w:t>(4), 1499–1549.</w:t>
       </w:r>
     </w:p>
     <w:p>
       <w:pPr>
-        <w:spacing w:after="100" w:line="360" w:lineRule="auto"/>
-      </w:pPr>
-      <w:r>
-        <w:t xml:space="preserve">Global Reporting Initiative. (2022). </w:t>
-      </w:r>
-      <w:r>
-        <w:rPr>
-          <w:rStyle w:val="Emphasis"/>
-        </w:rPr>
-        <w:t>GRI standards.</w:t>
-      </w:r>
-      <w:r>
-        <w:t xml:space="preserve"> </w:t>
-      </w:r>
-      <w:hyperlink r:id="rId10" w:tgtFrame="_new" w:history="1">
+        <w:pStyle w:val="NormalWeb"/>
+      </w:pPr>
+      <w:r>
+        <w:rPr>
+          <w:b/>
+          <w:bCs/>
+        </w:rPr>
+        <w:t>Global Reporting Initiative.</w:t>
+      </w:r>
+      <w:r>
+        <w:t xml:space="preserve"> (2022). </w:t>
+      </w:r>
+      <w:r>
+        <w:rPr>
+          <w:i/>
+          <w:iCs/>
+        </w:rPr>
+        <w:t>GRI standards glossary</w:t>
+      </w:r>
+      <w:r>
+        <w:t xml:space="preserve">. </w:t>
+      </w:r>
+      <w:hyperlink r:id="rId11" w:tgtFrame="_blank" w:history="1">
         <w:r>
           <w:rPr>
             <w:rStyle w:val="Hyperlink"/>
@@ -947,27 +1633,55 @@
     </w:p>
     <w:p>
       <w:pPr>
-        <w:spacing w:after="100" w:line="360" w:lineRule="auto"/>
+        <w:pStyle w:val="NormalWeb"/>
       </w:pPr>
       <w:proofErr w:type="spellStart"/>
       <w:r>
+        <w:rPr>
+          <w:b/>
+          <w:bCs/>
+        </w:rPr>
         <w:t>Luhmann</w:t>
       </w:r>
       <w:proofErr w:type="spellEnd"/>
       <w:r>
+        <w:rPr>
+          <w:b/>
+          <w:bCs/>
+        </w:rPr>
         <w:t xml:space="preserve">, H., &amp; </w:t>
       </w:r>
       <w:proofErr w:type="spellStart"/>
       <w:r>
+        <w:rPr>
+          <w:b/>
+          <w:bCs/>
+        </w:rPr>
         <w:t>Theuvsen</w:t>
       </w:r>
       <w:proofErr w:type="spellEnd"/>
       <w:r>
-        <w:t xml:space="preserve">, L. (2017). Corporate social responsibility: Exploring a framework for the agribusiness sector. </w:t>
-      </w:r>
-      <w:r>
-        <w:rPr>
-          <w:rStyle w:val="Emphasis"/>
+        <w:rPr>
+          <w:b/>
+          <w:bCs/>
+        </w:rPr>
+        <w:t>, L.</w:t>
+      </w:r>
+      <w:r>
+        <w:t xml:space="preserve"> (2017). Corporate social responsibility: Exploring a framework for the </w:t>
+      </w:r>
+      <w:proofErr w:type="spellStart"/>
+      <w:r>
+        <w:t>agri</w:t>
+      </w:r>
+      <w:proofErr w:type="spellEnd"/>
+      <w:r>
+        <w:t xml:space="preserve">-food sector. </w:t>
+      </w:r>
+      <w:r>
+        <w:rPr>
+          <w:i/>
+          <w:iCs/>
         </w:rPr>
         <w:t>Journal of Agricultural and Environmental Ethics, 30</w:t>
       </w:r>
@@ -977,65 +1691,149 @@
     </w:p>
     <w:p>
       <w:pPr>
-        <w:spacing w:after="100" w:line="360" w:lineRule="auto"/>
+        <w:pStyle w:val="NormalWeb"/>
       </w:pPr>
       <w:proofErr w:type="spellStart"/>
       <w:r>
+        <w:rPr>
+          <w:rStyle w:val="citation-12"/>
+          <w:b/>
+          <w:bCs/>
+        </w:rPr>
+        <w:lastRenderedPageBreak/>
         <w:t>Moravcikova</w:t>
       </w:r>
       <w:proofErr w:type="spellEnd"/>
       <w:r>
+        <w:rPr>
+          <w:rStyle w:val="citation-12"/>
+          <w:b/>
+          <w:bCs/>
+        </w:rPr>
         <w:t xml:space="preserve">, K., </w:t>
       </w:r>
       <w:proofErr w:type="spellStart"/>
       <w:r>
+        <w:rPr>
+          <w:rStyle w:val="citation-12"/>
+          <w:b/>
+          <w:bCs/>
+        </w:rPr>
         <w:t>Stefanikova</w:t>
       </w:r>
       <w:proofErr w:type="spellEnd"/>
       <w:r>
+        <w:rPr>
+          <w:rStyle w:val="citation-12"/>
+          <w:b/>
+          <w:bCs/>
+        </w:rPr>
         <w:t xml:space="preserve">, L., &amp; </w:t>
       </w:r>
       <w:proofErr w:type="spellStart"/>
       <w:r>
+        <w:rPr>
+          <w:rStyle w:val="citation-12"/>
+          <w:b/>
+          <w:bCs/>
+        </w:rPr>
         <w:t>Rypakova</w:t>
       </w:r>
       <w:proofErr w:type="spellEnd"/>
       <w:r>
-        <w:t xml:space="preserve">, M. (2015). CSR reporting as an important tool of CSR communication. </w:t>
-      </w:r>
-      <w:r>
-        <w:rPr>
-          <w:rStyle w:val="Emphasis"/>
+        <w:rPr>
+          <w:rStyle w:val="citation-12"/>
+          <w:b/>
+          <w:bCs/>
+        </w:rPr>
+        <w:t>, M.</w:t>
+      </w:r>
+      <w:r>
+        <w:rPr>
+          <w:rStyle w:val="citation-12"/>
+        </w:rPr>
+        <w:t xml:space="preserve"> (2015).</w:t>
+      </w:r>
+      <w:r>
+        <w:t xml:space="preserve"> </w:t>
+      </w:r>
+      <w:r>
+        <w:rPr>
+          <w:rStyle w:val="citation-11"/>
+        </w:rPr>
+        <w:t>CSR reporting as an important tool of CSR communication.</w:t>
+      </w:r>
+      <w:r>
+        <w:t xml:space="preserve"> </w:t>
+      </w:r>
+      <w:r>
+        <w:rPr>
+          <w:rStyle w:val="citation-10"/>
+          <w:i/>
+          <w:iCs/>
         </w:rPr>
         <w:t>Procedia Economics and Finance, 26</w:t>
       </w:r>
       <w:r>
+        <w:rPr>
+          <w:rStyle w:val="citation-10"/>
+        </w:rPr>
         <w:t>, 332–338.</w:t>
       </w:r>
     </w:p>
     <w:p>
       <w:pPr>
-        <w:spacing w:after="100" w:line="360" w:lineRule="auto"/>
+        <w:pStyle w:val="NormalWeb"/>
       </w:pPr>
       <w:proofErr w:type="spellStart"/>
       <w:r>
+        <w:rPr>
+          <w:rStyle w:val="citation-9"/>
+          <w:b/>
+          <w:bCs/>
+        </w:rPr>
         <w:t>Pomering</w:t>
       </w:r>
       <w:proofErr w:type="spellEnd"/>
       <w:r>
+        <w:rPr>
+          <w:rStyle w:val="citation-9"/>
+          <w:b/>
+          <w:bCs/>
+        </w:rPr>
         <w:t xml:space="preserve">, A., &amp; </w:t>
       </w:r>
       <w:proofErr w:type="spellStart"/>
       <w:r>
+        <w:rPr>
+          <w:rStyle w:val="citation-9"/>
+          <w:b/>
+          <w:bCs/>
+        </w:rPr>
         <w:t>Dolnicar</w:t>
       </w:r>
       <w:proofErr w:type="spellEnd"/>
       <w:r>
-        <w:t xml:space="preserve">, S. (2009). Assessing the prerequisite of successful CSR implementation: Are consumers aware of CSR initiatives? </w:t>
-      </w:r>
-      <w:r>
-        <w:rPr>
-          <w:rStyle w:val="Emphasis"/>
+        <w:rPr>
+          <w:rStyle w:val="citation-9"/>
+          <w:b/>
+          <w:bCs/>
+        </w:rPr>
+        <w:t>, S.</w:t>
+      </w:r>
+      <w:r>
+        <w:rPr>
+          <w:rStyle w:val="citation-9"/>
+        </w:rPr>
+        <w:t xml:space="preserve"> (2009).</w:t>
+      </w:r>
+      <w:r>
+        <w:t xml:space="preserve"> Assessing the prerequisite of successful CSR implementation: Are consumers aware of CSR initiatives? </w:t>
+      </w:r>
+      <w:r>
+        <w:rPr>
+          <w:i/>
+          <w:iCs/>
         </w:rPr>
         <w:t>Journal of Business Ethics, 85</w:t>
       </w:r>
@@ -1045,31 +1843,53 @@
     </w:p>
     <w:p>
       <w:pPr>
-        <w:spacing w:after="100" w:line="360" w:lineRule="auto"/>
+        <w:pStyle w:val="NormalWeb"/>
       </w:pPr>
       <w:proofErr w:type="spellStart"/>
       <w:r>
+        <w:rPr>
+          <w:b/>
+          <w:bCs/>
+        </w:rPr>
         <w:t>Tufte</w:t>
       </w:r>
       <w:proofErr w:type="spellEnd"/>
       <w:r>
-        <w:t xml:space="preserve">, E. R. (2001). </w:t>
-      </w:r>
-      <w:r>
-        <w:rPr>
-          <w:rStyle w:val="Emphasis"/>
+        <w:rPr>
+          <w:b/>
+          <w:bCs/>
+        </w:rPr>
+        <w:t>, E. R.</w:t>
+      </w:r>
+      <w:r>
+        <w:t xml:space="preserve"> (2001). </w:t>
+      </w:r>
+      <w:r>
+        <w:rPr>
+          <w:rStyle w:val="citation-8"/>
+          <w:i/>
+          <w:iCs/>
         </w:rPr>
         <w:t>The visual display of quantitative information</w:t>
       </w:r>
       <w:r>
+        <w:rPr>
+          <w:rStyle w:val="citation-8"/>
+        </w:rPr>
         <w:t xml:space="preserve"> (2nd </w:t>
       </w:r>
       <w:proofErr w:type="gramStart"/>
       <w:r>
+        <w:rPr>
+          <w:rStyle w:val="citation-8"/>
+        </w:rPr>
         <w:t>ed</w:t>
       </w:r>
       <w:proofErr w:type="gramEnd"/>
       <w:r>
+        <w:rPr>
+          <w:rStyle w:val="citation-8"/>
+        </w:rPr>
         <w:t>.). Graphics Press.</w:t>
       </w:r>
     </w:p>
@@ -1079,11 +1899,9 @@
         <w:ind w:left="720" w:hanging="720"/>
         <w:jc w:val="both"/>
       </w:pPr>
-      <w:bookmarkStart w:id="0" w:name="_GoBack"/>
-      <w:bookmarkEnd w:id="0"/>
     </w:p>
     <w:sectPr>
-      <w:footerReference w:type="default" r:id="rId11"/>
+      <w:footerReference w:type="default" r:id="rId12"/>
       <w:pgSz w:w="12240" w:h="15840"/>
       <w:pgMar w:top="1440" w:right="1440" w:bottom="1440" w:left="1440" w:header="708" w:footer="708" w:gutter="0"/>
       <w:cols w:space="720"/>
@@ -1152,7 +1970,7 @@
         <w:sz w:val="20"/>
         <w:szCs w:val="20"/>
       </w:rPr>
-      <w:t>5</w:t>
+      <w:t>2</w:t>
     </w:r>
     <w:r>
       <w:rPr>
@@ -1187,6 +2005,358 @@
 <file path=word/numbering.xml><?xml version="1.0" encoding="utf-8"?>
 <w:numbering xmlns:wpc="http://schemas.microsoft.com/office/word/2010/wordprocessingCanvas" xmlns:cx="http://schemas.microsoft.com/office/drawing/2014/chartex" xmlns:cx1="http://schemas.microsoft.com/office/drawing/2015/9/8/chartex" xmlns:mc="http://schemas.openxmlformats.org/markup-compatibility/2006" xmlns:o="urn:schemas-microsoft-com:office:office" xmlns:r="http://schemas.openxmlformats.org/officeDocument/2006/relationships" xmlns:m="http://schemas.openxmlformats.org/officeDocument/2006/math" xmlns:v="urn:schemas-microsoft-com:vml" xmlns:wp14="http://schemas.microsoft.com/office/word/2010/wordprocessingDrawing" xmlns:wp="http://schemas.openxmlformats.org/drawingml/2006/wordprocessingDrawing" xmlns:w10="urn:schemas-microsoft-com:office:word" xmlns:w="http://schemas.openxmlformats.org/wordprocessingml/2006/main" xmlns:w14="http://schemas.microsoft.com/office/word/2010/wordml" xmlns:w15="http://schemas.microsoft.com/office/word/2012/wordml" xmlns:w16se="http://schemas.microsoft.com/office/word/2015/wordml/symex" xmlns:wpg="http://schemas.microsoft.com/office/word/2010/wordprocessingGroup" xmlns:wpi="http://schemas.microsoft.com/office/word/2010/wordprocessingInk" xmlns:wne="http://schemas.microsoft.com/office/word/2006/wordml" xmlns:wps="http://schemas.microsoft.com/office/word/2010/wordprocessingShape" mc:Ignorable="w14 w15 w16se wp14">
   <w:abstractNum w:abstractNumId="0" w15:restartNumberingAfterBreak="0">
+    <w:nsid w:val="3D5C441B"/>
+    <w:multiLevelType w:val="hybridMultilevel"/>
+    <w:tmpl w:val="546C3330"/>
+    <w:lvl w:ilvl="0" w:tplc="8CD2EAD4">
+      <w:start w:val="1"/>
+      <w:numFmt w:val="upperLetter"/>
+      <w:lvlText w:val="%1."/>
+      <w:lvlJc w:val="left"/>
+      <w:pPr>
+        <w:ind w:left="720" w:hanging="360"/>
+      </w:pPr>
+      <w:rPr>
+        <w:rFonts w:hint="default"/>
+        <w:b/>
+      </w:rPr>
+    </w:lvl>
+    <w:lvl w:ilvl="1" w:tplc="40090019" w:tentative="1">
+      <w:start w:val="1"/>
+      <w:numFmt w:val="lowerLetter"/>
+      <w:lvlText w:val="%2."/>
+      <w:lvlJc w:val="left"/>
+      <w:pPr>
+        <w:ind w:left="1440" w:hanging="360"/>
+      </w:pPr>
+    </w:lvl>
+    <w:lvl w:ilvl="2" w:tplc="4009001B" w:tentative="1">
+      <w:start w:val="1"/>
+      <w:numFmt w:val="lowerRoman"/>
+      <w:lvlText w:val="%3."/>
+      <w:lvlJc w:val="right"/>
+      <w:pPr>
+        <w:ind w:left="2160" w:hanging="180"/>
+      </w:pPr>
+    </w:lvl>
+    <w:lvl w:ilvl="3" w:tplc="4009000F" w:tentative="1">
+      <w:start w:val="1"/>
+      <w:numFmt w:val="decimal"/>
+      <w:lvlText w:val="%4."/>
+      <w:lvlJc w:val="left"/>
+      <w:pPr>
+        <w:ind w:left="2880" w:hanging="360"/>
+      </w:pPr>
+    </w:lvl>
+    <w:lvl w:ilvl="4" w:tplc="40090019" w:tentative="1">
+      <w:start w:val="1"/>
+      <w:numFmt w:val="lowerLetter"/>
+      <w:lvlText w:val="%5."/>
+      <w:lvlJc w:val="left"/>
+      <w:pPr>
+        <w:ind w:left="3600" w:hanging="360"/>
+      </w:pPr>
+    </w:lvl>
+    <w:lvl w:ilvl="5" w:tplc="4009001B" w:tentative="1">
+      <w:start w:val="1"/>
+      <w:numFmt w:val="lowerRoman"/>
+      <w:lvlText w:val="%6."/>
+      <w:lvlJc w:val="right"/>
+      <w:pPr>
+        <w:ind w:left="4320" w:hanging="180"/>
+      </w:pPr>
+    </w:lvl>
+    <w:lvl w:ilvl="6" w:tplc="4009000F" w:tentative="1">
+      <w:start w:val="1"/>
+      <w:numFmt w:val="decimal"/>
+      <w:lvlText w:val="%7."/>
+      <w:lvlJc w:val="left"/>
+      <w:pPr>
+        <w:ind w:left="5040" w:hanging="360"/>
+      </w:pPr>
+    </w:lvl>
+    <w:lvl w:ilvl="7" w:tplc="40090019" w:tentative="1">
+      <w:start w:val="1"/>
+      <w:numFmt w:val="lowerLetter"/>
+      <w:lvlText w:val="%8."/>
+      <w:lvlJc w:val="left"/>
+      <w:pPr>
+        <w:ind w:left="5760" w:hanging="360"/>
+      </w:pPr>
+    </w:lvl>
+    <w:lvl w:ilvl="8" w:tplc="4009001B" w:tentative="1">
+      <w:start w:val="1"/>
+      <w:numFmt w:val="lowerRoman"/>
+      <w:lvlText w:val="%9."/>
+      <w:lvlJc w:val="right"/>
+      <w:pPr>
+        <w:ind w:left="6480" w:hanging="180"/>
+      </w:pPr>
+    </w:lvl>
+  </w:abstractNum>
+  <w:abstractNum w:abstractNumId="1" w15:restartNumberingAfterBreak="0">
+    <w:nsid w:val="4538279A"/>
+    <w:multiLevelType w:val="multilevel"/>
+    <w:tmpl w:val="E0220CF0"/>
+    <w:lvl w:ilvl="0">
+      <w:start w:val="1"/>
+      <w:numFmt w:val="decimal"/>
+      <w:lvlText w:val="%1."/>
+      <w:lvlJc w:val="left"/>
+      <w:pPr>
+        <w:tabs>
+          <w:tab w:val="num" w:pos="720"/>
+        </w:tabs>
+        <w:ind w:left="720" w:hanging="360"/>
+      </w:pPr>
+    </w:lvl>
+    <w:lvl w:ilvl="1" w:tentative="1">
+      <w:start w:val="1"/>
+      <w:numFmt w:val="decimal"/>
+      <w:lvlText w:val="%2."/>
+      <w:lvlJc w:val="left"/>
+      <w:pPr>
+        <w:tabs>
+          <w:tab w:val="num" w:pos="1440"/>
+        </w:tabs>
+        <w:ind w:left="1440" w:hanging="360"/>
+      </w:pPr>
+    </w:lvl>
+    <w:lvl w:ilvl="2" w:tentative="1">
+      <w:start w:val="1"/>
+      <w:numFmt w:val="decimal"/>
+      <w:lvlText w:val="%3."/>
+      <w:lvlJc w:val="left"/>
+      <w:pPr>
+        <w:tabs>
+          <w:tab w:val="num" w:pos="2160"/>
+        </w:tabs>
+        <w:ind w:left="2160" w:hanging="360"/>
+      </w:pPr>
+    </w:lvl>
+    <w:lvl w:ilvl="3" w:tentative="1">
+      <w:start w:val="1"/>
+      <w:numFmt w:val="decimal"/>
+      <w:lvlText w:val="%4."/>
+      <w:lvlJc w:val="left"/>
+      <w:pPr>
+        <w:tabs>
+          <w:tab w:val="num" w:pos="2880"/>
+        </w:tabs>
+        <w:ind w:left="2880" w:hanging="360"/>
+      </w:pPr>
+    </w:lvl>
+    <w:lvl w:ilvl="4" w:tentative="1">
+      <w:start w:val="1"/>
+      <w:numFmt w:val="decimal"/>
+      <w:lvlText w:val="%5."/>
+      <w:lvlJc w:val="left"/>
+      <w:pPr>
+        <w:tabs>
+          <w:tab w:val="num" w:pos="3600"/>
+        </w:tabs>
+        <w:ind w:left="3600" w:hanging="360"/>
+      </w:pPr>
+    </w:lvl>
+    <w:lvl w:ilvl="5" w:tentative="1">
+      <w:start w:val="1"/>
+      <w:numFmt w:val="decimal"/>
+      <w:lvlText w:val="%6."/>
+      <w:lvlJc w:val="left"/>
+      <w:pPr>
+        <w:tabs>
+          <w:tab w:val="num" w:pos="4320"/>
+        </w:tabs>
+        <w:ind w:left="4320" w:hanging="360"/>
+      </w:pPr>
+    </w:lvl>
+    <w:lvl w:ilvl="6" w:tentative="1">
+      <w:start w:val="1"/>
+      <w:numFmt w:val="decimal"/>
+      <w:lvlText w:val="%7."/>
+      <w:lvlJc w:val="left"/>
+      <w:pPr>
+        <w:tabs>
+          <w:tab w:val="num" w:pos="5040"/>
+        </w:tabs>
+        <w:ind w:left="5040" w:hanging="360"/>
+      </w:pPr>
+    </w:lvl>
+    <w:lvl w:ilvl="7" w:tentative="1">
+      <w:start w:val="1"/>
+      <w:numFmt w:val="decimal"/>
+      <w:lvlText w:val="%8."/>
+      <w:lvlJc w:val="left"/>
+      <w:pPr>
+        <w:tabs>
+          <w:tab w:val="num" w:pos="5760"/>
+        </w:tabs>
+        <w:ind w:left="5760" w:hanging="360"/>
+      </w:pPr>
+    </w:lvl>
+    <w:lvl w:ilvl="8" w:tentative="1">
+      <w:start w:val="1"/>
+      <w:numFmt w:val="decimal"/>
+      <w:lvlText w:val="%9."/>
+      <w:lvlJc w:val="left"/>
+      <w:pPr>
+        <w:tabs>
+          <w:tab w:val="num" w:pos="6480"/>
+        </w:tabs>
+        <w:ind w:left="6480" w:hanging="360"/>
+      </w:pPr>
+    </w:lvl>
+  </w:abstractNum>
+  <w:abstractNum w:abstractNumId="2" w15:restartNumberingAfterBreak="0">
+    <w:nsid w:val="5C003ECB"/>
+    <w:multiLevelType w:val="multilevel"/>
+    <w:tmpl w:val="58648080"/>
+    <w:lvl w:ilvl="0">
+      <w:start w:val="1"/>
+      <w:numFmt w:val="bullet"/>
+      <w:lvlText w:val=""/>
+      <w:lvlJc w:val="left"/>
+      <w:pPr>
+        <w:tabs>
+          <w:tab w:val="num" w:pos="720"/>
+        </w:tabs>
+        <w:ind w:left="720" w:hanging="360"/>
+      </w:pPr>
+      <w:rPr>
+        <w:rFonts w:ascii="Symbol" w:hAnsi="Symbol" w:hint="default"/>
+        <w:sz w:val="20"/>
+      </w:rPr>
+    </w:lvl>
+    <w:lvl w:ilvl="1" w:tentative="1">
+      <w:start w:val="1"/>
+      <w:numFmt w:val="bullet"/>
+      <w:lvlText w:val="o"/>
+      <w:lvlJc w:val="left"/>
+      <w:pPr>
+        <w:tabs>
+          <w:tab w:val="num" w:pos="1440"/>
+        </w:tabs>
+        <w:ind w:left="1440" w:hanging="360"/>
+      </w:pPr>
+      <w:rPr>
+        <w:rFonts w:ascii="Courier New" w:hAnsi="Courier New" w:hint="default"/>
+        <w:sz w:val="20"/>
+      </w:rPr>
+    </w:lvl>
+    <w:lvl w:ilvl="2" w:tentative="1">
+      <w:start w:val="1"/>
+      <w:numFmt w:val="bullet"/>
+      <w:lvlText w:val=""/>
+      <w:lvlJc w:val="left"/>
+      <w:pPr>
+        <w:tabs>
+          <w:tab w:val="num" w:pos="2160"/>
+        </w:tabs>
+        <w:ind w:left="2160" w:hanging="360"/>
+      </w:pPr>
+      <w:rPr>
+        <w:rFonts w:ascii="Wingdings" w:hAnsi="Wingdings" w:hint="default"/>
+        <w:sz w:val="20"/>
+      </w:rPr>
+    </w:lvl>
+    <w:lvl w:ilvl="3" w:tentative="1">
+      <w:start w:val="1"/>
+      <w:numFmt w:val="bullet"/>
+      <w:lvlText w:val=""/>
+      <w:lvlJc w:val="left"/>
+      <w:pPr>
+        <w:tabs>
+          <w:tab w:val="num" w:pos="2880"/>
+        </w:tabs>
+        <w:ind w:left="2880" w:hanging="360"/>
+      </w:pPr>
+      <w:rPr>
+        <w:rFonts w:ascii="Wingdings" w:hAnsi="Wingdings" w:hint="default"/>
+        <w:sz w:val="20"/>
+      </w:rPr>
+    </w:lvl>
+    <w:lvl w:ilvl="4" w:tentative="1">
+      <w:start w:val="1"/>
+      <w:numFmt w:val="bullet"/>
+      <w:lvlText w:val=""/>
+      <w:lvlJc w:val="left"/>
+      <w:pPr>
+        <w:tabs>
+          <w:tab w:val="num" w:pos="3600"/>
+        </w:tabs>
+        <w:ind w:left="3600" w:hanging="360"/>
+      </w:pPr>
+      <w:rPr>
+        <w:rFonts w:ascii="Wingdings" w:hAnsi="Wingdings" w:hint="default"/>
+        <w:sz w:val="20"/>
+      </w:rPr>
+    </w:lvl>
+    <w:lvl w:ilvl="5" w:tentative="1">
+      <w:start w:val="1"/>
+      <w:numFmt w:val="bullet"/>
+      <w:lvlText w:val=""/>
+      <w:lvlJc w:val="left"/>
+      <w:pPr>
+        <w:tabs>
+          <w:tab w:val="num" w:pos="4320"/>
+        </w:tabs>
+        <w:ind w:left="4320" w:hanging="360"/>
+      </w:pPr>
+      <w:rPr>
+        <w:rFonts w:ascii="Wingdings" w:hAnsi="Wingdings" w:hint="default"/>
+        <w:sz w:val="20"/>
+      </w:rPr>
+    </w:lvl>
+    <w:lvl w:ilvl="6" w:tentative="1">
+      <w:start w:val="1"/>
+      <w:numFmt w:val="bullet"/>
+      <w:lvlText w:val=""/>
+      <w:lvlJc w:val="left"/>
+      <w:pPr>
+        <w:tabs>
+          <w:tab w:val="num" w:pos="5040"/>
+        </w:tabs>
+        <w:ind w:left="5040" w:hanging="360"/>
+      </w:pPr>
+      <w:rPr>
+        <w:rFonts w:ascii="Wingdings" w:hAnsi="Wingdings" w:hint="default"/>
+        <w:sz w:val="20"/>
+      </w:rPr>
+    </w:lvl>
+    <w:lvl w:ilvl="7" w:tentative="1">
+      <w:start w:val="1"/>
+      <w:numFmt w:val="bullet"/>
+      <w:lvlText w:val=""/>
+      <w:lvlJc w:val="left"/>
+      <w:pPr>
+        <w:tabs>
+          <w:tab w:val="num" w:pos="5760"/>
+        </w:tabs>
+        <w:ind w:left="5760" w:hanging="360"/>
+      </w:pPr>
+      <w:rPr>
+        <w:rFonts w:ascii="Wingdings" w:hAnsi="Wingdings" w:hint="default"/>
+        <w:sz w:val="20"/>
+      </w:rPr>
+    </w:lvl>
+    <w:lvl w:ilvl="8" w:tentative="1">
+      <w:start w:val="1"/>
+      <w:numFmt w:val="bullet"/>
+      <w:lvlText w:val=""/>
+      <w:lvlJc w:val="left"/>
+      <w:pPr>
+        <w:tabs>
+          <w:tab w:val="num" w:pos="6480"/>
+        </w:tabs>
+        <w:ind w:left="6480" w:hanging="360"/>
+      </w:pPr>
+      <w:rPr>
+        <w:rFonts w:ascii="Wingdings" w:hAnsi="Wingdings" w:hint="default"/>
+        <w:sz w:val="20"/>
+      </w:rPr>
+    </w:lvl>
+  </w:abstractNum>
+  <w:abstractNum w:abstractNumId="3" w15:restartNumberingAfterBreak="0">
     <w:nsid w:val="61F544F8"/>
     <w:multiLevelType w:val="hybridMultilevel"/>
     <w:tmpl w:val="E44E0F1A"/>
@@ -1276,7 +2446,7 @@
       </w:pPr>
     </w:lvl>
   </w:abstractNum>
-  <w:abstractNum w:abstractNumId="1" w15:restartNumberingAfterBreak="0">
+  <w:abstractNum w:abstractNumId="4" w15:restartNumberingAfterBreak="0">
     <w:nsid w:val="77F3759F"/>
     <w:multiLevelType w:val="hybridMultilevel"/>
     <w:tmpl w:val="721C0722"/>
@@ -1363,13 +2533,22 @@
     </w:lvl>
   </w:abstractNum>
   <w:num w:numId="1">
-    <w:abstractNumId w:val="1"/>
+    <w:abstractNumId w:val="4"/>
     <w:lvlOverride w:ilvl="0">
       <w:startOverride w:val="1"/>
     </w:lvlOverride>
   </w:num>
   <w:num w:numId="2">
+    <w:abstractNumId w:val="3"/>
+  </w:num>
+  <w:num w:numId="3">
     <w:abstractNumId w:val="0"/>
+  </w:num>
+  <w:num w:numId="4">
+    <w:abstractNumId w:val="1"/>
+  </w:num>
+  <w:num w:numId="5">
+    <w:abstractNumId w:val="2"/>
   </w:num>
 </w:numbering>
 </file>
@@ -1947,6 +3126,47 @@
       <w:iCs/>
     </w:rPr>
   </w:style>
+  <w:style w:type="paragraph" w:styleId="NormalWeb">
+    <w:name w:val="Normal (Web)"/>
+    <w:basedOn w:val="Normal"/>
+    <w:uiPriority w:val="99"/>
+    <w:semiHidden/>
+    <w:unhideWhenUsed/>
+    <w:rsid w:val="00CA055A"/>
+    <w:pPr>
+      <w:spacing w:before="100" w:beforeAutospacing="1" w:after="100" w:afterAutospacing="1"/>
+    </w:pPr>
+  </w:style>
+  <w:style w:type="character" w:customStyle="1" w:styleId="citation-13">
+    <w:name w:val="citation-13"/>
+    <w:basedOn w:val="DefaultParagraphFont"/>
+    <w:rsid w:val="00AD7ED8"/>
+  </w:style>
+  <w:style w:type="character" w:customStyle="1" w:styleId="citation-12">
+    <w:name w:val="citation-12"/>
+    <w:basedOn w:val="DefaultParagraphFont"/>
+    <w:rsid w:val="00AD7ED8"/>
+  </w:style>
+  <w:style w:type="character" w:customStyle="1" w:styleId="citation-11">
+    <w:name w:val="citation-11"/>
+    <w:basedOn w:val="DefaultParagraphFont"/>
+    <w:rsid w:val="00AD7ED8"/>
+  </w:style>
+  <w:style w:type="character" w:customStyle="1" w:styleId="citation-10">
+    <w:name w:val="citation-10"/>
+    <w:basedOn w:val="DefaultParagraphFont"/>
+    <w:rsid w:val="00AD7ED8"/>
+  </w:style>
+  <w:style w:type="character" w:customStyle="1" w:styleId="citation-9">
+    <w:name w:val="citation-9"/>
+    <w:basedOn w:val="DefaultParagraphFont"/>
+    <w:rsid w:val="00AD7ED8"/>
+  </w:style>
+  <w:style w:type="character" w:customStyle="1" w:styleId="citation-8">
+    <w:name w:val="citation-8"/>
+    <w:basedOn w:val="DefaultParagraphFont"/>
+    <w:rsid w:val="00AD7ED8"/>
+  </w:style>
 </w:styles>
 </file>
 
